--- a/BACKUP&RECOVERY/13장/13장_RMAN_개요와_Recovery_Catalog.docx
+++ b/BACKUP&RECOVERY/13장/13장_RMAN_개요와_Recovery_Catalog.docx
@@ -1521,49 +1521,49 @@
                 <w:color w:val="E6E6E6"/>
                 <w:sz w:val="19"/>
               </w:rPr>
-              <w:t>1    890      SYSTEM               YES     /u02/oradata/ORCL/system01.dbf</w:t>
-            </w:r>
-          </w:p>
-          <w:p>
-            <w:pPr>
-              <w:spacing w:after="0" w:line="264" w:lineRule="auto"/>
-            </w:pPr>
-            <w:r>
-              <w:rPr>
-                <w:rFonts w:ascii="Consolas" w:hAnsi="Consolas" w:eastAsia="Consolas"/>
-                <w:b w:val="0"/>
-                <w:color w:val="E6E6E6"/>
-                <w:sz w:val="19"/>
-              </w:rPr>
-              <w:t>3    550      SYSAUX               NO      /u02/oradata/ORCL/sysaux01.dbf</w:t>
-            </w:r>
-          </w:p>
-          <w:p>
-            <w:pPr>
-              <w:spacing w:after="0" w:line="264" w:lineRule="auto"/>
-            </w:pPr>
-            <w:r>
-              <w:rPr>
-                <w:rFonts w:ascii="Consolas" w:hAnsi="Consolas" w:eastAsia="Consolas"/>
-                <w:b w:val="0"/>
-                <w:color w:val="E6E6E6"/>
-                <w:sz w:val="19"/>
-              </w:rPr>
-              <w:t>4    320      UNDOTBS1             YES     /u02/oradata/ORCL/undotbs01.dbf</w:t>
-            </w:r>
-          </w:p>
-          <w:p>
-            <w:pPr>
-              <w:spacing w:after="0" w:line="264" w:lineRule="auto"/>
-            </w:pPr>
-            <w:r>
-              <w:rPr>
-                <w:rFonts w:ascii="Consolas" w:hAnsi="Consolas" w:eastAsia="Consolas"/>
-                <w:b w:val="0"/>
-                <w:color w:val="E6E6E6"/>
-                <w:sz w:val="19"/>
-              </w:rPr>
-              <w:t>7    10       USERS                NO      /u02/oradata/ORCL/users01.dbf</w:t>
+              <w:t>1    890      SYSTEM               YES     /u01/app/oracle/oradata/orcl/system01.dbf</w:t>
+            </w:r>
+          </w:p>
+          <w:p>
+            <w:pPr>
+              <w:spacing w:after="0" w:line="264" w:lineRule="auto"/>
+            </w:pPr>
+            <w:r>
+              <w:rPr>
+                <w:rFonts w:ascii="Consolas" w:hAnsi="Consolas" w:eastAsia="Consolas"/>
+                <w:b w:val="0"/>
+                <w:color w:val="E6E6E6"/>
+                <w:sz w:val="19"/>
+              </w:rPr>
+              <w:t>3    550      SYSAUX               NO      /u01/app/oracle/oradata/orcl/sysaux01.dbf</w:t>
+            </w:r>
+          </w:p>
+          <w:p>
+            <w:pPr>
+              <w:spacing w:after="0" w:line="264" w:lineRule="auto"/>
+            </w:pPr>
+            <w:r>
+              <w:rPr>
+                <w:rFonts w:ascii="Consolas" w:hAnsi="Consolas" w:eastAsia="Consolas"/>
+                <w:b w:val="0"/>
+                <w:color w:val="E6E6E6"/>
+                <w:sz w:val="19"/>
+              </w:rPr>
+              <w:t>4    320      UNDOTBS1             YES     /u01/app/oracle/oradata/orcl/undotbs01.dbf</w:t>
+            </w:r>
+          </w:p>
+          <w:p>
+            <w:pPr>
+              <w:spacing w:after="0" w:line="264" w:lineRule="auto"/>
+            </w:pPr>
+            <w:r>
+              <w:rPr>
+                <w:rFonts w:ascii="Consolas" w:hAnsi="Consolas" w:eastAsia="Consolas"/>
+                <w:b w:val="0"/>
+                <w:color w:val="E6E6E6"/>
+                <w:sz w:val="19"/>
+              </w:rPr>
+              <w:t>7    10       USERS                NO      /u01/app/oracle/oradata/orcl/users01.dbf</w:t>
             </w:r>
           </w:p>
           <w:p>
@@ -1647,7 +1647,7 @@
                 <w:color w:val="E6E6E6"/>
                 <w:sz w:val="19"/>
               </w:rPr>
-              <w:t>1    60       TEMP                 32767       /u02/oradata/ORCL/temp01.dbf</w:t>
+              <w:t>1    60       TEMP                 32767       /u01/app/oracle/oradata/orcl/temp01.dbf</w:t>
             </w:r>
           </w:p>
         </w:tc>
@@ -7237,7 +7237,7 @@
                 <w:color w:val="E6E6E6"/>
                 <w:sz w:val="19"/>
               </w:rPr>
-              <w:t>Archive Log          14     05-MAY-25          /u02/arch1/1_14_119...</w:t>
+              <w:t>Archive Log          14     05-MAY-25          /home/oracle/arch1/1_14_119...</w:t>
             </w:r>
           </w:p>
           <w:p>
@@ -8141,7 +8141,7 @@
                 <w:color w:val="E6E6E6"/>
                 <w:sz w:val="19"/>
               </w:rPr>
-              <w:t>7    9     /u02/oradata/ORCL/users01.dbf</w:t>
+              <w:t>7    9     /u01/app/oracle/oradata/orcl/users01.dbf</w:t>
             </w:r>
           </w:p>
           <w:p>
